--- a/653_작업일지_20260523.docx
+++ b/653_작업일지_20260523.docx
@@ -19,6 +19,827 @@
           <w:szCs w:val="28"/>
           <w:lang w:eastAsia="ko-KR"/>
         </w:rPr>
+        <w:t xml:space="preserve">653 </w:t>
+      </w:r>
+      <w:r>
+        <w:rPr>
+          <w:rFonts w:eastAsia="맑은 고딕" w:cs="맑은 고딕" w:hint="eastAsia"/>
+          <w:b/>
+          <w:color w:val="1F497D"/>
+          <w:sz w:val="40"/>
+          <w:szCs w:val="28"/>
+          <w:lang w:eastAsia="ko-KR"/>
+        </w:rPr>
+        <w:t>필드</w:t>
+      </w:r>
+      <w:r>
+        <w:rPr>
+          <w:rFonts w:eastAsia="맑은 고딕" w:cs="맑은 고딕" w:hint="eastAsia"/>
+          <w:b/>
+          <w:color w:val="1F497D"/>
+          <w:sz w:val="40"/>
+          <w:szCs w:val="28"/>
+          <w:lang w:eastAsia="ko-KR"/>
+        </w:rPr>
+        <w:t>: 딥러닝 대신 AI를 사용한 이유</w:t>
+      </w:r>
+    </w:p>
+    <w:p>
+      <w:pPr>
+        <w:spacing w:before="240" w:after="80"/>
+        <w:rPr>
+          <w:b/>
+          <w:sz w:val="22"/>
+          <w:lang w:eastAsia="ko-KR"/>
+        </w:rPr>
+      </w:pPr>
+      <w:r>
+        <w:rPr>
+          <w:b/>
+          <w:sz w:val="22"/>
+          <w:lang w:eastAsia="ko-KR"/>
+        </w:rPr>
+        <w:t>목적</w:t>
+      </w:r>
+      <w:r>
+        <w:rPr>
+          <w:lang w:eastAsia="ko-KR"/>
+        </w:rPr>
+        <w:t xml:space="preserve"> </w:t>
+      </w:r>
+      <w:r>
+        <w:rPr>
+          <w:b/>
+          <w:sz w:val="22"/>
+          <w:lang w:eastAsia="ko-KR"/>
+        </w:rPr>
+        <w:t xml:space="preserve">① </w:t>
+      </w:r>
+      <w:r>
+        <w:rPr>
+          <w:rFonts w:eastAsia="맑은 고딕" w:cs="맑은 고딕" w:hint="eastAsia"/>
+          <w:b/>
+          <w:sz w:val="22"/>
+          <w:lang w:eastAsia="ko-KR"/>
+        </w:rPr>
+        <w:t>설명</w:t>
+      </w:r>
+      <w:r>
+        <w:rPr>
+          <w:b/>
+          <w:sz w:val="22"/>
+          <w:lang w:eastAsia="ko-KR"/>
+        </w:rPr>
+        <w:t xml:space="preserve"> </w:t>
+      </w:r>
+      <w:r>
+        <w:rPr>
+          <w:rFonts w:eastAsia="맑은 고딕" w:cs="맑은 고딕" w:hint="eastAsia"/>
+          <w:b/>
+          <w:sz w:val="22"/>
+          <w:lang w:eastAsia="ko-KR"/>
+        </w:rPr>
+        <w:t>가능성</w:t>
+      </w:r>
+      <w:r>
+        <w:rPr>
+          <w:b/>
+          <w:sz w:val="22"/>
+          <w:lang w:eastAsia="ko-KR"/>
+        </w:rPr>
+        <w:t xml:space="preserve"> (Explainability)</w:t>
+      </w:r>
+    </w:p>
+    <w:p>
+      <w:pPr>
+        <w:spacing w:before="240" w:after="80"/>
+        <w:rPr>
+          <w:rFonts w:eastAsia="맑은 고딕" w:hint="eastAsia"/>
+          <w:b/>
+          <w:sz w:val="22"/>
+          <w:lang w:eastAsia="ko-KR"/>
+        </w:rPr>
+      </w:pPr>
+      <w:r>
+        <w:rPr>
+          <w:b/>
+          <w:sz w:val="22"/>
+          <w:lang w:eastAsia="ko-KR"/>
+        </w:rPr>
+        <w:t xml:space="preserve">   </w:t>
+      </w:r>
+      <w:r>
+        <w:rPr>
+          <w:rFonts w:eastAsia="맑은 고딕" w:cs="맑은 고딕" w:hint="eastAsia"/>
+          <w:b/>
+          <w:sz w:val="22"/>
+          <w:lang w:eastAsia="ko-KR"/>
+        </w:rPr>
+        <w:t>딥러닝</w:t>
+      </w:r>
+      <w:r>
+        <w:rPr>
+          <w:b/>
+          <w:sz w:val="22"/>
+          <w:lang w:eastAsia="ko-KR"/>
+        </w:rPr>
+        <w:t xml:space="preserve"> = </w:t>
+      </w:r>
+      <w:r>
+        <w:rPr>
+          <w:rFonts w:eastAsia="맑은 고딕" w:cs="맑은 고딕" w:hint="eastAsia"/>
+          <w:b/>
+          <w:sz w:val="22"/>
+          <w:lang w:eastAsia="ko-KR"/>
+        </w:rPr>
+        <w:t>블랙박스</w:t>
+      </w:r>
+      <w:r>
+        <w:rPr>
+          <w:rFonts w:eastAsia="맑은 고딕" w:cs="맑은 고딕" w:hint="eastAsia"/>
+          <w:b/>
+          <w:sz w:val="22"/>
+          <w:lang w:eastAsia="ko-KR"/>
+        </w:rPr>
+        <w:t xml:space="preserve"> </w:t>
+      </w:r>
+    </w:p>
+    <w:p>
+      <w:pPr>
+        <w:spacing w:before="240" w:after="80"/>
+        <w:rPr>
+          <w:rFonts w:eastAsia="맑은 고딕" w:hint="eastAsia"/>
+          <w:b/>
+          <w:sz w:val="22"/>
+          <w:lang w:eastAsia="ko-KR"/>
+        </w:rPr>
+      </w:pPr>
+      <w:r>
+        <w:rPr>
+          <w:b/>
+          <w:sz w:val="22"/>
+          <w:lang w:eastAsia="ko-KR"/>
+        </w:rPr>
+        <w:t xml:space="preserve">   </w:t>
+      </w:r>
+      <w:r>
+        <w:rPr>
+          <w:rFonts w:eastAsia="맑은 고딕" w:cs="맑은 고딕" w:hint="eastAsia"/>
+          <w:b/>
+          <w:sz w:val="22"/>
+          <w:lang w:eastAsia="ko-KR"/>
+        </w:rPr>
+        <w:t>생성형</w:t>
+      </w:r>
+      <w:r>
+        <w:rPr>
+          <w:b/>
+          <w:sz w:val="22"/>
+          <w:lang w:eastAsia="ko-KR"/>
+        </w:rPr>
+        <w:t xml:space="preserve"> AI = </w:t>
+      </w:r>
+      <w:r>
+        <w:rPr>
+          <w:rFonts w:eastAsia="맑은 고딕" w:cs="맑은 고딕" w:hint="eastAsia"/>
+          <w:b/>
+          <w:sz w:val="22"/>
+          <w:lang w:eastAsia="ko-KR"/>
+        </w:rPr>
+        <w:t>프롬프트로</w:t>
+      </w:r>
+      <w:r>
+        <w:rPr>
+          <w:b/>
+          <w:sz w:val="22"/>
+          <w:lang w:eastAsia="ko-KR"/>
+        </w:rPr>
+        <w:t xml:space="preserve"> </w:t>
+      </w:r>
+      <w:r>
+        <w:rPr>
+          <w:rFonts w:eastAsia="맑은 고딕" w:cs="맑은 고딕" w:hint="eastAsia"/>
+          <w:b/>
+          <w:sz w:val="22"/>
+          <w:lang w:eastAsia="ko-KR"/>
+        </w:rPr>
+        <w:t>판단</w:t>
+      </w:r>
+      <w:r>
+        <w:rPr>
+          <w:b/>
+          <w:sz w:val="22"/>
+          <w:lang w:eastAsia="ko-KR"/>
+        </w:rPr>
+        <w:t xml:space="preserve"> </w:t>
+      </w:r>
+      <w:r>
+        <w:rPr>
+          <w:rFonts w:eastAsia="맑은 고딕" w:cs="맑은 고딕" w:hint="eastAsia"/>
+          <w:b/>
+          <w:sz w:val="22"/>
+          <w:lang w:eastAsia="ko-KR"/>
+        </w:rPr>
+        <w:t>근거</w:t>
+      </w:r>
+      <w:r>
+        <w:rPr>
+          <w:b/>
+          <w:sz w:val="22"/>
+          <w:lang w:eastAsia="ko-KR"/>
+        </w:rPr>
+        <w:t xml:space="preserve"> </w:t>
+      </w:r>
+      <w:r>
+        <w:rPr>
+          <w:rFonts w:eastAsia="맑은 고딕" w:cs="맑은 고딕" w:hint="eastAsia"/>
+          <w:b/>
+          <w:sz w:val="22"/>
+          <w:lang w:eastAsia="ko-KR"/>
+        </w:rPr>
+        <w:t>추적</w:t>
+      </w:r>
+      <w:r>
+        <w:rPr>
+          <w:b/>
+          <w:sz w:val="22"/>
+          <w:lang w:eastAsia="ko-KR"/>
+        </w:rPr>
+        <w:t xml:space="preserve"> </w:t>
+      </w:r>
+      <w:r>
+        <w:rPr>
+          <w:rFonts w:eastAsia="맑은 고딕" w:cs="맑은 고딕" w:hint="eastAsia"/>
+          <w:b/>
+          <w:sz w:val="22"/>
+          <w:lang w:eastAsia="ko-KR"/>
+        </w:rPr>
+        <w:t>가능</w:t>
+      </w:r>
+      <w:r>
+        <w:rPr>
+          <w:rFonts w:eastAsia="맑은 고딕" w:cs="맑은 고딕" w:hint="eastAsia"/>
+          <w:b/>
+          <w:sz w:val="22"/>
+          <w:lang w:eastAsia="ko-KR"/>
+        </w:rPr>
+        <w:t xml:space="preserve"> </w:t>
+      </w:r>
+    </w:p>
+    <w:p>
+      <w:pPr>
+        <w:spacing w:before="240" w:after="80"/>
+        <w:rPr>
+          <w:b/>
+          <w:sz w:val="22"/>
+          <w:lang w:eastAsia="ko-KR"/>
+        </w:rPr>
+      </w:pPr>
+      <w:r>
+        <w:rPr>
+          <w:b/>
+          <w:sz w:val="22"/>
+          <w:lang w:eastAsia="ko-KR"/>
+        </w:rPr>
+        <w:t xml:space="preserve">② </w:t>
+      </w:r>
+      <w:r>
+        <w:rPr>
+          <w:rFonts w:eastAsia="맑은 고딕" w:cs="맑은 고딕" w:hint="eastAsia"/>
+          <w:b/>
+          <w:sz w:val="22"/>
+          <w:lang w:eastAsia="ko-KR"/>
+        </w:rPr>
+        <w:t>규칙</w:t>
+      </w:r>
+      <w:r>
+        <w:rPr>
+          <w:b/>
+          <w:sz w:val="22"/>
+          <w:lang w:eastAsia="ko-KR"/>
+        </w:rPr>
+        <w:t xml:space="preserve"> </w:t>
+      </w:r>
+      <w:r>
+        <w:rPr>
+          <w:rFonts w:eastAsia="맑은 고딕" w:cs="맑은 고딕" w:hint="eastAsia"/>
+          <w:b/>
+          <w:sz w:val="22"/>
+          <w:lang w:eastAsia="ko-KR"/>
+        </w:rPr>
+        <w:t>반영</w:t>
+      </w:r>
+      <w:r>
+        <w:rPr>
+          <w:b/>
+          <w:sz w:val="22"/>
+          <w:lang w:eastAsia="ko-KR"/>
+        </w:rPr>
+        <w:t xml:space="preserve"> </w:t>
+      </w:r>
+      <w:r>
+        <w:rPr>
+          <w:rFonts w:eastAsia="맑은 고딕" w:cs="맑은 고딕" w:hint="eastAsia"/>
+          <w:b/>
+          <w:sz w:val="22"/>
+          <w:lang w:eastAsia="ko-KR"/>
+        </w:rPr>
+        <w:t>가능성</w:t>
+      </w:r>
+    </w:p>
+    <w:p>
+      <w:pPr>
+        <w:spacing w:before="240" w:after="80"/>
+        <w:rPr>
+          <w:b/>
+          <w:sz w:val="22"/>
+          <w:lang w:eastAsia="ko-KR"/>
+        </w:rPr>
+      </w:pPr>
+      <w:r>
+        <w:rPr>
+          <w:b/>
+          <w:sz w:val="22"/>
+          <w:lang w:eastAsia="ko-KR"/>
+        </w:rPr>
+        <w:t xml:space="preserve">   653 </w:t>
+      </w:r>
+      <w:r>
+        <w:rPr>
+          <w:rFonts w:eastAsia="맑은 고딕" w:cs="맑은 고딕" w:hint="eastAsia"/>
+          <w:b/>
+          <w:sz w:val="22"/>
+          <w:lang w:eastAsia="ko-KR"/>
+        </w:rPr>
+        <w:t>필드는</w:t>
+      </w:r>
+      <w:r>
+        <w:rPr>
+          <w:b/>
+          <w:sz w:val="22"/>
+          <w:lang w:eastAsia="ko-KR"/>
+        </w:rPr>
+        <w:t xml:space="preserve"> KORMARC </w:t>
+      </w:r>
+      <w:r>
+        <w:rPr>
+          <w:rFonts w:eastAsia="맑은 고딕" w:cs="맑은 고딕" w:hint="eastAsia"/>
+          <w:b/>
+          <w:sz w:val="22"/>
+          <w:lang w:eastAsia="ko-KR"/>
+        </w:rPr>
+        <w:t>규</w:t>
+      </w:r>
+      <w:r>
+        <w:rPr>
+          <w:rFonts w:eastAsia="맑은 고딕" w:cs="맑은 고딕" w:hint="eastAsia"/>
+          <w:b/>
+          <w:sz w:val="22"/>
+          <w:lang w:eastAsia="ko-KR"/>
+        </w:rPr>
+        <w:t>정, 작성지침 등에</w:t>
+      </w:r>
+      <w:r>
+        <w:rPr>
+          <w:b/>
+          <w:sz w:val="22"/>
+          <w:lang w:eastAsia="ko-KR"/>
+        </w:rPr>
+        <w:t xml:space="preserve"> </w:t>
+      </w:r>
+      <w:r>
+        <w:rPr>
+          <w:rFonts w:eastAsia="맑은 고딕" w:cs="맑은 고딕" w:hint="eastAsia"/>
+          <w:b/>
+          <w:sz w:val="22"/>
+          <w:lang w:eastAsia="ko-KR"/>
+        </w:rPr>
+        <w:t>기반한</w:t>
+      </w:r>
+      <w:r>
+        <w:rPr>
+          <w:b/>
+          <w:sz w:val="22"/>
+          <w:lang w:eastAsia="ko-KR"/>
+        </w:rPr>
+        <w:t xml:space="preserve"> </w:t>
+      </w:r>
+      <w:r>
+        <w:rPr>
+          <w:rFonts w:eastAsia="맑은 고딕" w:cs="맑은 고딕" w:hint="eastAsia"/>
+          <w:b/>
+          <w:sz w:val="22"/>
+          <w:lang w:eastAsia="ko-KR"/>
+        </w:rPr>
+        <w:t>조건이</w:t>
+      </w:r>
+      <w:r>
+        <w:rPr>
+          <w:b/>
+          <w:sz w:val="22"/>
+          <w:lang w:eastAsia="ko-KR"/>
+        </w:rPr>
+        <w:t xml:space="preserve"> </w:t>
+      </w:r>
+      <w:r>
+        <w:rPr>
+          <w:rFonts w:eastAsia="맑은 고딕" w:cs="맑은 고딕" w:hint="eastAsia"/>
+          <w:b/>
+          <w:sz w:val="22"/>
+          <w:lang w:eastAsia="ko-KR"/>
+        </w:rPr>
+        <w:t>명확히</w:t>
+      </w:r>
+      <w:r>
+        <w:rPr>
+          <w:b/>
+          <w:sz w:val="22"/>
+          <w:lang w:eastAsia="ko-KR"/>
+        </w:rPr>
+        <w:t xml:space="preserve"> </w:t>
+      </w:r>
+      <w:r>
+        <w:rPr>
+          <w:rFonts w:eastAsia="맑은 고딕" w:cs="맑은 고딕" w:hint="eastAsia"/>
+          <w:b/>
+          <w:sz w:val="22"/>
+          <w:lang w:eastAsia="ko-KR"/>
+        </w:rPr>
+        <w:t>존재</w:t>
+      </w:r>
+    </w:p>
+    <w:p>
+      <w:pPr>
+        <w:spacing w:before="240" w:after="80"/>
+        <w:rPr>
+          <w:b/>
+          <w:sz w:val="22"/>
+          <w:lang w:eastAsia="ko-KR"/>
+        </w:rPr>
+      </w:pPr>
+      <w:r>
+        <w:rPr>
+          <w:b/>
+          <w:sz w:val="22"/>
+          <w:lang w:eastAsia="ko-KR"/>
+        </w:rPr>
+        <w:t xml:space="preserve">   → </w:t>
+      </w:r>
+      <w:r>
+        <w:rPr>
+          <w:rFonts w:eastAsia="맑은 고딕" w:cs="맑은 고딕" w:hint="eastAsia"/>
+          <w:b/>
+          <w:sz w:val="22"/>
+          <w:lang w:eastAsia="ko-KR"/>
+        </w:rPr>
+        <w:t>연역적</w:t>
+      </w:r>
+      <w:r>
+        <w:rPr>
+          <w:b/>
+          <w:sz w:val="22"/>
+          <w:lang w:eastAsia="ko-KR"/>
+        </w:rPr>
+        <w:t xml:space="preserve"> </w:t>
+      </w:r>
+      <w:r>
+        <w:rPr>
+          <w:rFonts w:eastAsia="맑은 고딕" w:cs="맑은 고딕" w:hint="eastAsia"/>
+          <w:b/>
+          <w:sz w:val="22"/>
+          <w:lang w:eastAsia="ko-KR"/>
+        </w:rPr>
+        <w:t>방식</w:t>
+      </w:r>
+      <w:r>
+        <w:rPr>
+          <w:b/>
+          <w:sz w:val="22"/>
+          <w:lang w:eastAsia="ko-KR"/>
+        </w:rPr>
+        <w:t>(</w:t>
+      </w:r>
+      <w:r>
+        <w:rPr>
+          <w:rFonts w:eastAsia="맑은 고딕" w:cs="맑은 고딕" w:hint="eastAsia"/>
+          <w:b/>
+          <w:sz w:val="22"/>
+          <w:lang w:eastAsia="ko-KR"/>
+        </w:rPr>
+        <w:t>프롬프트</w:t>
+      </w:r>
+      <w:r>
+        <w:rPr>
+          <w:b/>
+          <w:sz w:val="22"/>
+          <w:lang w:eastAsia="ko-KR"/>
+        </w:rPr>
+        <w:t>)</w:t>
+      </w:r>
+      <w:r>
+        <w:rPr>
+          <w:rFonts w:eastAsia="맑은 고딕" w:cs="맑은 고딕" w:hint="eastAsia"/>
+          <w:b/>
+          <w:sz w:val="22"/>
+          <w:lang w:eastAsia="ko-KR"/>
+        </w:rPr>
+        <w:t>으로</w:t>
+      </w:r>
+      <w:r>
+        <w:rPr>
+          <w:b/>
+          <w:sz w:val="22"/>
+          <w:lang w:eastAsia="ko-KR"/>
+        </w:rPr>
+        <w:t xml:space="preserve"> </w:t>
+      </w:r>
+      <w:r>
+        <w:rPr>
+          <w:rFonts w:eastAsia="맑은 고딕" w:cs="맑은 고딕" w:hint="eastAsia"/>
+          <w:b/>
+          <w:sz w:val="22"/>
+          <w:lang w:eastAsia="ko-KR"/>
+        </w:rPr>
+        <w:t>직접</w:t>
+      </w:r>
+      <w:r>
+        <w:rPr>
+          <w:b/>
+          <w:sz w:val="22"/>
+          <w:lang w:eastAsia="ko-KR"/>
+        </w:rPr>
+        <w:t xml:space="preserve"> </w:t>
+      </w:r>
+      <w:r>
+        <w:rPr>
+          <w:rFonts w:eastAsia="맑은 고딕" w:cs="맑은 고딕" w:hint="eastAsia"/>
+          <w:b/>
+          <w:sz w:val="22"/>
+          <w:lang w:eastAsia="ko-KR"/>
+        </w:rPr>
+        <w:t>반영</w:t>
+      </w:r>
+      <w:r>
+        <w:rPr>
+          <w:b/>
+          <w:sz w:val="22"/>
+          <w:lang w:eastAsia="ko-KR"/>
+        </w:rPr>
+        <w:t xml:space="preserve"> </w:t>
+      </w:r>
+      <w:r>
+        <w:rPr>
+          <w:rFonts w:eastAsia="맑은 고딕" w:cs="맑은 고딕" w:hint="eastAsia"/>
+          <w:b/>
+          <w:sz w:val="22"/>
+          <w:lang w:eastAsia="ko-KR"/>
+        </w:rPr>
+        <w:t>가능</w:t>
+      </w:r>
+    </w:p>
+    <w:p>
+      <w:pPr>
+        <w:spacing w:before="240" w:after="80"/>
+        <w:rPr>
+          <w:rFonts w:eastAsia="맑은 고딕" w:cs="맑은 고딕"/>
+          <w:b/>
+          <w:sz w:val="22"/>
+          <w:lang w:eastAsia="ko-KR"/>
+        </w:rPr>
+      </w:pPr>
+      <w:r>
+        <w:rPr>
+          <w:b/>
+          <w:sz w:val="22"/>
+          <w:lang w:eastAsia="ko-KR"/>
+        </w:rPr>
+        <w:t xml:space="preserve">   → </w:t>
+      </w:r>
+      <w:proofErr w:type="spellStart"/>
+      <w:r>
+        <w:rPr>
+          <w:rFonts w:eastAsia="맑은 고딕" w:cs="맑은 고딕" w:hint="eastAsia"/>
+          <w:b/>
+          <w:sz w:val="22"/>
+          <w:lang w:eastAsia="ko-KR"/>
+        </w:rPr>
+        <w:t>딥러닝은</w:t>
+      </w:r>
+      <w:proofErr w:type="spellEnd"/>
+      <w:r>
+        <w:rPr>
+          <w:b/>
+          <w:sz w:val="22"/>
+          <w:lang w:eastAsia="ko-KR"/>
+        </w:rPr>
+        <w:t xml:space="preserve"> </w:t>
+      </w:r>
+      <w:r>
+        <w:rPr>
+          <w:rFonts w:eastAsia="맑은 고딕" w:cs="맑은 고딕" w:hint="eastAsia"/>
+          <w:b/>
+          <w:sz w:val="22"/>
+          <w:lang w:eastAsia="ko-KR"/>
+        </w:rPr>
+        <w:t>이</w:t>
+      </w:r>
+      <w:r>
+        <w:rPr>
+          <w:b/>
+          <w:sz w:val="22"/>
+          <w:lang w:eastAsia="ko-KR"/>
+        </w:rPr>
+        <w:t xml:space="preserve"> </w:t>
+      </w:r>
+      <w:r>
+        <w:rPr>
+          <w:rFonts w:eastAsia="맑은 고딕" w:cs="맑은 고딕" w:hint="eastAsia"/>
+          <w:b/>
+          <w:sz w:val="22"/>
+          <w:lang w:eastAsia="ko-KR"/>
+        </w:rPr>
+        <w:t>규칙을</w:t>
+      </w:r>
+      <w:r>
+        <w:rPr>
+          <w:b/>
+          <w:sz w:val="22"/>
+          <w:lang w:eastAsia="ko-KR"/>
+        </w:rPr>
+        <w:t xml:space="preserve"> </w:t>
+      </w:r>
+      <w:r>
+        <w:rPr>
+          <w:rFonts w:eastAsia="맑은 고딕" w:cs="맑은 고딕" w:hint="eastAsia"/>
+          <w:b/>
+          <w:sz w:val="22"/>
+          <w:lang w:eastAsia="ko-KR"/>
+        </w:rPr>
+        <w:t>직접</w:t>
+      </w:r>
+      <w:r>
+        <w:rPr>
+          <w:b/>
+          <w:sz w:val="22"/>
+          <w:lang w:eastAsia="ko-KR"/>
+        </w:rPr>
+        <w:t xml:space="preserve"> </w:t>
+      </w:r>
+      <w:r>
+        <w:rPr>
+          <w:rFonts w:eastAsia="맑은 고딕" w:cs="맑은 고딕" w:hint="eastAsia"/>
+          <w:b/>
+          <w:sz w:val="22"/>
+          <w:lang w:eastAsia="ko-KR"/>
+        </w:rPr>
+        <w:t>입력</w:t>
+      </w:r>
+      <w:r>
+        <w:rPr>
+          <w:b/>
+          <w:sz w:val="22"/>
+          <w:lang w:eastAsia="ko-KR"/>
+        </w:rPr>
+        <w:t xml:space="preserve"> </w:t>
+      </w:r>
+      <w:r>
+        <w:rPr>
+          <w:rFonts w:eastAsia="맑은 고딕" w:cs="맑은 고딕" w:hint="eastAsia"/>
+          <w:b/>
+          <w:sz w:val="22"/>
+          <w:lang w:eastAsia="ko-KR"/>
+        </w:rPr>
+        <w:t>불가</w:t>
+      </w:r>
+    </w:p>
+    <w:p>
+      <w:pPr>
+        <w:spacing w:before="240" w:after="80"/>
+        <w:rPr>
+          <w:rFonts w:eastAsia="맑은 고딕" w:cs="맑은 고딕"/>
+          <w:b/>
+          <w:sz w:val="22"/>
+          <w:lang w:eastAsia="ko-KR"/>
+        </w:rPr>
+      </w:pPr>
+    </w:p>
+    <w:p>
+      <w:pPr>
+        <w:spacing w:before="240" w:after="80"/>
+        <w:rPr>
+          <w:rFonts w:eastAsia="맑은 고딕" w:cs="맑은 고딕"/>
+          <w:b/>
+          <w:sz w:val="22"/>
+          <w:lang w:eastAsia="ko-KR"/>
+        </w:rPr>
+      </w:pPr>
+    </w:p>
+    <w:p>
+      <w:pPr>
+        <w:spacing w:before="240" w:after="80"/>
+        <w:rPr>
+          <w:rFonts w:eastAsia="맑은 고딕" w:cs="맑은 고딕"/>
+          <w:b/>
+          <w:sz w:val="22"/>
+          <w:lang w:eastAsia="ko-KR"/>
+        </w:rPr>
+      </w:pPr>
+    </w:p>
+    <w:p>
+      <w:pPr>
+        <w:spacing w:before="240" w:after="80"/>
+        <w:rPr>
+          <w:rFonts w:eastAsia="맑은 고딕" w:cs="맑은 고딕"/>
+          <w:b/>
+          <w:sz w:val="22"/>
+          <w:lang w:eastAsia="ko-KR"/>
+        </w:rPr>
+      </w:pPr>
+    </w:p>
+    <w:p>
+      <w:pPr>
+        <w:spacing w:before="240" w:after="80"/>
+        <w:rPr>
+          <w:rFonts w:eastAsia="맑은 고딕" w:cs="맑은 고딕"/>
+          <w:b/>
+          <w:sz w:val="22"/>
+          <w:lang w:eastAsia="ko-KR"/>
+        </w:rPr>
+      </w:pPr>
+    </w:p>
+    <w:p>
+      <w:pPr>
+        <w:spacing w:before="240" w:after="80"/>
+        <w:rPr>
+          <w:rFonts w:eastAsia="맑은 고딕" w:cs="맑은 고딕"/>
+          <w:b/>
+          <w:sz w:val="22"/>
+          <w:lang w:eastAsia="ko-KR"/>
+        </w:rPr>
+      </w:pPr>
+    </w:p>
+    <w:p>
+      <w:pPr>
+        <w:spacing w:before="240" w:after="80"/>
+        <w:rPr>
+          <w:rFonts w:eastAsia="맑은 고딕" w:cs="맑은 고딕"/>
+          <w:b/>
+          <w:sz w:val="22"/>
+          <w:lang w:eastAsia="ko-KR"/>
+        </w:rPr>
+      </w:pPr>
+    </w:p>
+    <w:p>
+      <w:pPr>
+        <w:spacing w:before="240" w:after="80"/>
+        <w:rPr>
+          <w:rFonts w:eastAsia="맑은 고딕" w:cs="맑은 고딕" w:hint="eastAsia"/>
+          <w:b/>
+          <w:sz w:val="22"/>
+          <w:lang w:eastAsia="ko-KR"/>
+        </w:rPr>
+      </w:pPr>
+    </w:p>
+    <w:p>
+      <w:pPr>
+        <w:spacing w:before="240" w:after="80"/>
+        <w:rPr>
+          <w:rFonts w:eastAsia="맑은 고딕" w:cs="맑은 고딕"/>
+          <w:b/>
+          <w:sz w:val="22"/>
+          <w:lang w:eastAsia="ko-KR"/>
+        </w:rPr>
+      </w:pPr>
+    </w:p>
+    <w:p>
+      <w:pPr>
+        <w:spacing w:before="240" w:after="80"/>
+        <w:rPr>
+          <w:rFonts w:hint="eastAsia"/>
+          <w:b/>
+          <w:sz w:val="22"/>
+          <w:lang w:eastAsia="ko-KR"/>
+        </w:rPr>
+      </w:pPr>
+    </w:p>
+    <w:p>
+      <w:pPr>
+        <w:rPr>
+          <w:rFonts w:eastAsia="맑은 고딕" w:hint="eastAsia"/>
+          <w:sz w:val="24"/>
+          <w:szCs w:val="28"/>
+          <w:lang w:eastAsia="ko-KR"/>
+        </w:rPr>
+      </w:pPr>
+      <w:r>
+        <w:rPr>
+          <w:b/>
+          <w:color w:val="1F497D"/>
+          <w:sz w:val="40"/>
+          <w:szCs w:val="28"/>
+          <w:lang w:eastAsia="ko-KR"/>
+        </w:rPr>
+        <w:lastRenderedPageBreak/>
         <w:t xml:space="preserve">653 </w:t>
       </w:r>
       <w:r>
@@ -13053,7 +13874,7 @@
   <w:style w:type="paragraph" w:default="1" w:styleId="a1">
     <w:name w:val="Normal"/>
     <w:qFormat/>
-    <w:rsid w:val="00FC693F"/>
+    <w:rsid w:val="007E20EA"/>
     <w:rPr>
       <w:rFonts w:ascii="맑은 고딕" w:hAnsi="맑은 고딕"/>
       <w:sz w:val="20"/>
